--- a/freelance/samples/docx/Internship_Narrative_Report_BSIT.docx
+++ b/freelance/samples/docx/Internship_Narrative_Report_BSIT.docx
@@ -4,113 +4,50 @@
   <w:body>
     <w:p>
       <w:pPr>
-        <w:spacing w:before="720" w:after="80"/>
+        <w:spacing w:before="2800"/>
         <w:jc w:val="center"/>
       </w:pPr>
       <w:r>
         <w:rPr>
           <w:rFonts w:ascii="Calibri" w:hAnsi="Calibri"/>
           <w:b/>
-          <w:color w:val="4A5568"/>
+          <w:color w:val="5B1E31"/>
+          <w:sz w:val="44"/>
+        </w:rPr>
+        <w:t>Internship Narrative Report &amp; Technical Practicum</w:t>
+        <w:br/>
+      </w:r>
+      <w:r>
+        <w:rPr>
+          <w:rFonts w:ascii="Calibri" w:hAnsi="Calibri"/>
+          <w:color w:val="646464"/>
           <w:sz w:val="24"/>
         </w:rPr>
-        <w:t>STI WEST NEGROS UNIVERSITY</w:t>
+        <w:t>486 Hours of On-the-Job Training in Full-Stack Web Development, UI/UX Engineering, and Cloud DevOps</w:t>
+        <w:br/>
+        <w:br/>
       </w:r>
     </w:p>
     <w:p>
       <w:pPr>
-        <w:spacing w:after="1440"/>
+        <w:spacing w:before="2400"/>
         <w:jc w:val="center"/>
       </w:pPr>
       <w:r>
         <w:rPr>
           <w:rFonts w:ascii="Calibri" w:hAnsi="Calibri"/>
-          <w:color w:val="718096"/>
-          <w:sz w:val="20"/>
+          <w:color w:val="464646"/>
+          <w:sz w:val="22"/>
         </w:rPr>
-        <w:t>College of Information and Communications Technology</w:t>
-      </w:r>
-    </w:p>
-    <w:p>
-      <w:pPr>
-        <w:spacing w:after="280"/>
-        <w:jc w:val="center"/>
-      </w:pPr>
-      <w:r>
-        <w:rPr>
-          <w:rFonts w:ascii="Calibri" w:hAnsi="Calibri"/>
-          <w:b/>
-          <w:color w:val="134E4A"/>
-          <w:sz w:val="48"/>
-        </w:rPr>
-        <w:t>Internship Narrative Report: IT Infrastructure Support and Systems Deployment</w:t>
-      </w:r>
-    </w:p>
-    <w:p>
-      <w:pPr>
-        <w:spacing w:after="320"/>
-        <w:jc w:val="center"/>
-      </w:pPr>
-      <w:r>
-        <w:rPr>
-          <w:color w:val="134E4A"/>
-          <w:sz w:val="20"/>
-        </w:rPr>
-        <w:t>————————————————————————————</w:t>
-      </w:r>
-    </w:p>
-    <w:p>
-      <w:pPr>
-        <w:spacing w:after="2800"/>
-        <w:jc w:val="center"/>
-      </w:pPr>
-      <w:r>
-        <w:rPr>
-          <w:rFonts w:ascii="Calibri" w:hAnsi="Calibri"/>
-          <w:i/>
-          <w:color w:val="4A5568"/>
-          <w:sz w:val="26"/>
-        </w:rPr>
-        <w:t>A 480-Hour On-the-Job Training Practicum Narrative for Bachelor of Science in Information Technology</w:t>
-      </w:r>
-    </w:p>
-    <w:p>
-      <w:pPr>
-        <w:spacing w:line="312" w:lineRule="auto" w:after="400"/>
-        <w:jc w:val="center"/>
-      </w:pPr>
-      <w:r>
-        <w:rPr>
-          <w:rFonts w:ascii="Calibri" w:hAnsi="Calibri"/>
-          <w:color w:val="718096"/>
-          <w:sz w:val="20"/>
-        </w:rPr>
-        <w:t>Final Practicum Narrative Report</w:t>
+        <w:t>Submitted by: Jhon Paulo Gascon</w:t>
         <w:br/>
-        <w:t>Presented by:</w:t>
+        <w:t>Bachelor of Science in Information Technology</w:t>
         <w:br/>
-      </w:r>
-      <w:r>
-        <w:rPr>
-          <w:rFonts w:ascii="Calibri" w:hAnsi="Calibri"/>
-          <w:b/>
-          <w:color w:val="134E4A"/>
-          <w:sz w:val="26"/>
-        </w:rPr>
-        <w:t>JHON PAULO V. GASCON</w:t>
+        <w:t>College of Information Technology</w:t>
         <w:br/>
-      </w:r>
-      <w:r>
-        <w:rPr>
-          <w:rFonts w:ascii="Calibri" w:hAnsi="Calibri"/>
-          <w:color w:val="4A5568"/>
-          <w:sz w:val="20"/>
-        </w:rPr>
-        <w:t>Bachelor of Science in Information Technology (BSIT)</w:t>
+        <w:t>STI West Negros University</w:t>
         <w:br/>
-        <w:t>Bacolod City, Philippines</w:t>
-        <w:br/>
-        <w:t>October 2026</w:t>
+        <w:t>Academic Year 2026–2027</w:t>
       </w:r>
     </w:p>
     <w:p>
@@ -120,137 +57,30 @@
     </w:p>
     <w:p>
       <w:pPr>
-        <w:sectPr>
-          <w:headerReference w:type="default" r:id="rId9"/>
-          <w:footerReference w:type="default" r:id="rId10"/>
-          <w:pgSz w:w="12240" w:h="15840"/>
-          <w:pgMar w:top="1440" w:right="1440" w:bottom="1440" w:left="1440" w:header="720" w:footer="720" w:gutter="0"/>
-          <w:cols w:space="720"/>
-          <w:titlePg/>
-          <w:docGrid w:linePitch="360"/>
-        </w:sectPr>
-      </w:pPr>
-    </w:p>
-    <w:p>
-      <w:pPr>
         <w:keepNext/>
-        <w:spacing w:before="360" w:after="120"/>
+        <w:spacing w:before="280" w:after="120"/>
       </w:pPr>
       <w:r>
         <w:rPr>
           <w:rFonts w:ascii="Calibri" w:hAnsi="Calibri"/>
           <w:b/>
-          <w:color w:val="134E4A"/>
-          <w:sz w:val="32"/>
+          <w:color w:val="5B1E31"/>
+          <w:sz w:val="30"/>
         </w:rPr>
-        <w:t>Acknowledgments</w:t>
+        <w:t>1. Host Training Establishment &amp; Objectives</w:t>
       </w:r>
     </w:p>
     <w:p>
       <w:pPr>
-        <w:spacing w:before="0" w:after="140" w:line="276" w:lineRule="auto"/>
+        <w:spacing w:before="0" w:after="120" w:line="276" w:lineRule="auto"/>
       </w:pPr>
       <w:r>
         <w:rPr>
           <w:rFonts w:ascii="Calibri" w:hAnsi="Calibri"/>
-          <w:color w:val="2D3748"/>
-          <w:sz w:val="22"/>
+          <w:color w:val="2D2D2D"/>
+          <w:sz w:val="21"/>
         </w:rPr>
-        <w:t>I extend my sincerest gratitude to Almighty God for the perseverance, wisdom, and health granted throughout this practicum journey. My heartfelt appreciation goes to the academic leadership and faculty of STI West Negros University for imparting essential foundational knowledge in software engineering, database administration, and professional ethics.</w:t>
-      </w:r>
-    </w:p>
-    <w:p>
-      <w:pPr>
-        <w:spacing w:before="0" w:after="140" w:line="276" w:lineRule="auto"/>
-      </w:pPr>
-      <w:r>
-        <w:rPr>
-          <w:rFonts w:ascii="Calibri" w:hAnsi="Calibri"/>
-          <w:color w:val="2D3748"/>
-          <w:sz w:val="22"/>
-        </w:rPr>
-        <w:t>Special recognition is offered to Horizon Tech Solutions Inc. for welcoming me into their Systems Engineering division, providing invaluable industry mentorship, and trusting me with real-world enterprise infrastructure responsibilities.</w:t>
-      </w:r>
-    </w:p>
-    <w:p>
-      <w:pPr>
-        <w:keepNext/>
-        <w:spacing w:before="360" w:after="120"/>
-      </w:pPr>
-      <w:r>
-        <w:rPr>
-          <w:rFonts w:ascii="Calibri" w:hAnsi="Calibri"/>
-          <w:b/>
-          <w:color w:val="134E4A"/>
-          <w:sz w:val="32"/>
-        </w:rPr>
-        <w:t>1. Company Profile and Host Establishment</w:t>
-      </w:r>
-    </w:p>
-    <w:p>
-      <w:pPr>
-        <w:spacing w:before="0" w:after="140" w:line="276" w:lineRule="auto"/>
-      </w:pPr>
-      <w:r>
-        <w:rPr>
-          <w:rFonts w:ascii="Calibri" w:hAnsi="Calibri"/>
-          <w:color w:val="2D3748"/>
-          <w:sz w:val="22"/>
-        </w:rPr>
-        <w:t>Horizon Tech Solutions Inc., established in 2018 in Bacolod City, is an enterprise managed service provider (MSP) specializing in cloud migrations, network administration, and custom enterprise web portals. As an intern, I was assigned to the Tier 2 Systems and Network Administration squad.</w:t>
-      </w:r>
-    </w:p>
-    <w:p>
-      <w:pPr>
-        <w:spacing w:before="0" w:after="140" w:line="276" w:lineRule="auto"/>
-      </w:pPr>
-      <w:r>
-        <w:rPr>
-          <w:rFonts w:ascii="Calibri" w:hAnsi="Calibri"/>
-          <w:color w:val="2D3748"/>
-          <w:sz w:val="22"/>
-        </w:rPr>
-        <w:t>The department manages hybrid infrastructure comprising on-premises Linux virtualization hosts and cloud-hosted database clusters serving educational and commercial clients throughout Western Visayas.</w:t>
-      </w:r>
-    </w:p>
-    <w:p>
-      <w:pPr>
-        <w:keepNext/>
-        <w:spacing w:before="360" w:after="120"/>
-      </w:pPr>
-      <w:r>
-        <w:rPr>
-          <w:rFonts w:ascii="Calibri" w:hAnsi="Calibri"/>
-          <w:b/>
-          <w:color w:val="134E4A"/>
-          <w:sz w:val="32"/>
-        </w:rPr>
-        <w:t>2. Summary of Weekly Accomplishments</w:t>
-      </w:r>
-    </w:p>
-    <w:p>
-      <w:pPr>
-        <w:spacing w:before="0" w:after="140" w:line="276" w:lineRule="auto"/>
-      </w:pPr>
-      <w:r>
-        <w:rPr>
-          <w:rFonts w:ascii="Calibri" w:hAnsi="Calibri"/>
-          <w:color w:val="2D3748"/>
-          <w:sz w:val="22"/>
-        </w:rPr>
-        <w:t>Over the 480-hour practicum duration, technical responsibilities advanced from initial hardware diagnostics to autonomous server maintenance and database migrations.</w:t>
-      </w:r>
-    </w:p>
-    <w:p>
-      <w:pPr>
-        <w:spacing w:before="160" w:after="80"/>
-      </w:pPr>
-      <w:r>
-        <w:rPr>
-          <w:b/>
-          <w:sz w:val="20"/>
-        </w:rPr>
-        <w:t>Table 1. 10-Week Practicum Milestone and Technical Activity Log</w:t>
+        <w:t>This narrative report summarizes the 486-hour industry practicum undertaken at a premier enterprise software and creative design agency in Western Visayas. As an IT Practicum Trainee, the author contributed to real-world client sprints spanning front-end interface implementation, RESTful API integration, and continuous integration pipelines.</w:t>
       </w:r>
     </w:p>
     <w:tbl>
@@ -260,472 +90,46 @@
         <w:tblLook w:firstColumn="1" w:firstRow="1" w:lastColumn="0" w:lastRow="0" w:noHBand="0" w:noVBand="1" w:val="04A0"/>
       </w:tblPr>
       <w:tblGrid>
-        <w:gridCol w:w="3120"/>
-        <w:gridCol w:w="3120"/>
-        <w:gridCol w:w="3120"/>
+        <w:gridCol w:w="9029"/>
       </w:tblGrid>
       <w:tr>
         <w:tc>
           <w:tcPr>
-            <w:tcW w:type="dxa" w:w="2592"/>
-            <w:shd w:fill="134E4A"/>
+            <w:tcW w:type="dxa" w:w="9029"/>
+            <w:shd w:fill="FDF2F8"/>
             <w:tcMar>
               <w:top w:w="140" w:type="dxa"/>
               <w:bottom w:w="140" w:type="dxa"/>
-              <w:left w:w="180" w:type="dxa"/>
-              <w:right w:w="180" w:type="dxa"/>
+              <w:left w:w="200" w:type="dxa"/>
+              <w:right w:w="160" w:type="dxa"/>
             </w:tcMar>
+            <w:tcBorders>
+              <w:left w:val="single" w:sz="24" w:space="0" w:color="5B1E31"/>
+              <w:top w:val="none"/>
+              <w:right w:val="none"/>
+              <w:bottom w:val="none"/>
+            </w:tcBorders>
           </w:tcPr>
           <w:p>
             <w:pPr>
-              <w:jc w:val="left"/>
+              <w:spacing w:before="40" w:after="40"/>
             </w:pPr>
             <w:r>
               <w:rPr>
                 <w:rFonts w:ascii="Calibri" w:hAnsi="Calibri"/>
                 <w:b/>
-                <w:color w:val="FFFFFF"/>
+                <w:color w:val="5B1E31"/>
                 <w:sz w:val="20"/>
               </w:rPr>
-              <w:t>Practicum Phase</w:t>
-            </w:r>
-          </w:p>
-        </w:tc>
-        <w:tc>
-          <w:tcPr>
-            <w:tcW w:type="dxa" w:w="3888"/>
-            <w:shd w:fill="134E4A"/>
-            <w:tcMar>
-              <w:top w:w="140" w:type="dxa"/>
-              <w:bottom w:w="140" w:type="dxa"/>
-              <w:left w:w="180" w:type="dxa"/>
-              <w:right w:w="180" w:type="dxa"/>
-            </w:tcMar>
-          </w:tcPr>
-          <w:p>
-            <w:pPr>
-              <w:jc w:val="left"/>
-            </w:pPr>
-            <w:r>
-              <w:rPr>
-                <w:rFonts w:ascii="Calibri" w:hAnsi="Calibri"/>
-                <w:b/>
-                <w:color w:val="FFFFFF"/>
-                <w:sz w:val="20"/>
-              </w:rPr>
-              <w:t>Assigned Technical Tasks</w:t>
-            </w:r>
-          </w:p>
-        </w:tc>
-        <w:tc>
-          <w:tcPr>
-            <w:tcW w:type="dxa" w:w="2880"/>
-            <w:shd w:fill="134E4A"/>
-            <w:tcMar>
-              <w:top w:w="140" w:type="dxa"/>
-              <w:bottom w:w="140" w:type="dxa"/>
-              <w:left w:w="180" w:type="dxa"/>
-              <w:right w:w="180" w:type="dxa"/>
-            </w:tcMar>
-          </w:tcPr>
-          <w:p>
-            <w:pPr>
-              <w:jc w:val="left"/>
-            </w:pPr>
-            <w:r>
-              <w:rPr>
-                <w:rFonts w:ascii="Calibri" w:hAnsi="Calibri"/>
-                <w:b/>
-                <w:color w:val="FFFFFF"/>
-                <w:sz w:val="20"/>
-              </w:rPr>
-              <w:t>Core Competencies Mastered</w:t>
-            </w:r>
-          </w:p>
-        </w:tc>
-      </w:tr>
-      <w:tr>
-        <w:tc>
-          <w:tcPr>
-            <w:tcW w:type="dxa" w:w="2592"/>
-            <w:shd w:fill="FFFFFF"/>
-            <w:tcMar>
-              <w:top w:w="120" w:type="dxa"/>
-              <w:bottom w:w="120" w:type="dxa"/>
-              <w:left w:w="180" w:type="dxa"/>
-              <w:right w:w="180" w:type="dxa"/>
-            </w:tcMar>
-          </w:tcPr>
-          <w:p>
-            <w:r>
-              <w:rPr>
-                <w:rFonts w:ascii="Calibri" w:hAnsi="Calibri"/>
-                <w:color w:val="2D3748"/>
-                <w:sz w:val="19"/>
-              </w:rPr>
-              <w:t>Weeks 1–2: Orientation</w:t>
-            </w:r>
-          </w:p>
-        </w:tc>
-        <w:tc>
-          <w:tcPr>
-            <w:tcW w:type="dxa" w:w="3888"/>
-            <w:shd w:fill="FFFFFF"/>
-            <w:tcMar>
-              <w:top w:w="120" w:type="dxa"/>
-              <w:bottom w:w="120" w:type="dxa"/>
-              <w:left w:w="180" w:type="dxa"/>
-              <w:right w:w="180" w:type="dxa"/>
-            </w:tcMar>
-          </w:tcPr>
-          <w:p>
-            <w:r>
-              <w:rPr>
-                <w:rFonts w:ascii="Calibri" w:hAnsi="Calibri"/>
-                <w:color w:val="2D3748"/>
-                <w:sz w:val="19"/>
-              </w:rPr>
-              <w:t>Workstation imaging, Active Directory user provisioning</w:t>
-            </w:r>
-          </w:p>
-        </w:tc>
-        <w:tc>
-          <w:tcPr>
-            <w:tcW w:type="dxa" w:w="2880"/>
-            <w:shd w:fill="FFFFFF"/>
-            <w:tcMar>
-              <w:top w:w="120" w:type="dxa"/>
-              <w:bottom w:w="120" w:type="dxa"/>
-              <w:left w:w="180" w:type="dxa"/>
-              <w:right w:w="180" w:type="dxa"/>
-            </w:tcMar>
-          </w:tcPr>
-          <w:p>
-            <w:r>
-              <w:rPr>
-                <w:rFonts w:ascii="Calibri" w:hAnsi="Calibri"/>
-                <w:color w:val="2D3748"/>
-                <w:sz w:val="19"/>
-              </w:rPr>
-              <w:t>Windows Server AD, Sysprep, Cat6 cabling</w:t>
-            </w:r>
-          </w:p>
-        </w:tc>
-      </w:tr>
-      <w:tr>
-        <w:tc>
-          <w:tcPr>
-            <w:tcW w:type="dxa" w:w="2592"/>
-            <w:shd w:fill="F0FDFA"/>
-            <w:tcMar>
-              <w:top w:w="120" w:type="dxa"/>
-              <w:bottom w:w="120" w:type="dxa"/>
-              <w:left w:w="180" w:type="dxa"/>
-              <w:right w:w="180" w:type="dxa"/>
-            </w:tcMar>
-          </w:tcPr>
-          <w:p>
-            <w:r>
-              <w:rPr>
-                <w:rFonts w:ascii="Calibri" w:hAnsi="Calibri"/>
-                <w:color w:val="2D3748"/>
-                <w:sz w:val="19"/>
-              </w:rPr>
-              <w:t>Weeks 3–4: Infrastructure</w:t>
-            </w:r>
-          </w:p>
-        </w:tc>
-        <w:tc>
-          <w:tcPr>
-            <w:tcW w:type="dxa" w:w="3888"/>
-            <w:shd w:fill="F0FDFA"/>
-            <w:tcMar>
-              <w:top w:w="120" w:type="dxa"/>
-              <w:bottom w:w="120" w:type="dxa"/>
-              <w:left w:w="180" w:type="dxa"/>
-              <w:right w:w="180" w:type="dxa"/>
-            </w:tcMar>
-          </w:tcPr>
-          <w:p>
-            <w:r>
-              <w:rPr>
-                <w:rFonts w:ascii="Calibri" w:hAnsi="Calibri"/>
-                <w:color w:val="2D3748"/>
-                <w:sz w:val="19"/>
-              </w:rPr>
-              <w:t>VLAN configuration, managed switch deployments</w:t>
-            </w:r>
-          </w:p>
-        </w:tc>
-        <w:tc>
-          <w:tcPr>
-            <w:tcW w:type="dxa" w:w="2880"/>
-            <w:shd w:fill="F0FDFA"/>
-            <w:tcMar>
-              <w:top w:w="120" w:type="dxa"/>
-              <w:bottom w:w="120" w:type="dxa"/>
-              <w:left w:w="180" w:type="dxa"/>
-              <w:right w:w="180" w:type="dxa"/>
-            </w:tcMar>
-          </w:tcPr>
-          <w:p>
-            <w:r>
-              <w:rPr>
-                <w:rFonts w:ascii="Calibri" w:hAnsi="Calibri"/>
-                <w:color w:val="2D3748"/>
-                <w:sz w:val="19"/>
-              </w:rPr>
-              <w:t>Cisco IOS commands, Subnetting, QoS rules</w:t>
-            </w:r>
-          </w:p>
-        </w:tc>
-      </w:tr>
-      <w:tr>
-        <w:tc>
-          <w:tcPr>
-            <w:tcW w:type="dxa" w:w="2592"/>
-            <w:shd w:fill="FFFFFF"/>
-            <w:tcMar>
-              <w:top w:w="120" w:type="dxa"/>
-              <w:bottom w:w="120" w:type="dxa"/>
-              <w:left w:w="180" w:type="dxa"/>
-              <w:right w:w="180" w:type="dxa"/>
-            </w:tcMar>
-          </w:tcPr>
-          <w:p>
-            <w:r>
-              <w:rPr>
-                <w:rFonts w:ascii="Calibri" w:hAnsi="Calibri"/>
-                <w:color w:val="2D3748"/>
-                <w:sz w:val="19"/>
-              </w:rPr>
-              <w:t>Weeks 5–6: Web Services</w:t>
-            </w:r>
-          </w:p>
-        </w:tc>
-        <w:tc>
-          <w:tcPr>
-            <w:tcW w:type="dxa" w:w="3888"/>
-            <w:shd w:fill="FFFFFF"/>
-            <w:tcMar>
-              <w:top w:w="120" w:type="dxa"/>
-              <w:bottom w:w="120" w:type="dxa"/>
-              <w:left w:w="180" w:type="dxa"/>
-              <w:right w:w="180" w:type="dxa"/>
-            </w:tcMar>
-          </w:tcPr>
-          <w:p>
-            <w:r>
-              <w:rPr>
-                <w:rFonts w:ascii="Calibri" w:hAnsi="Calibri"/>
-                <w:color w:val="2D3748"/>
-                <w:sz w:val="19"/>
-              </w:rPr>
-              <w:t>Linux server updates, Nginx reverse proxy configuration</w:t>
-            </w:r>
-          </w:p>
-        </w:tc>
-        <w:tc>
-          <w:tcPr>
-            <w:tcW w:type="dxa" w:w="2880"/>
-            <w:shd w:fill="FFFFFF"/>
-            <w:tcMar>
-              <w:top w:w="120" w:type="dxa"/>
-              <w:bottom w:w="120" w:type="dxa"/>
-              <w:left w:w="180" w:type="dxa"/>
-              <w:right w:w="180" w:type="dxa"/>
-            </w:tcMar>
-          </w:tcPr>
-          <w:p>
-            <w:r>
-              <w:rPr>
-                <w:rFonts w:ascii="Calibri" w:hAnsi="Calibri"/>
-                <w:color w:val="2D3748"/>
-                <w:sz w:val="19"/>
-              </w:rPr>
-              <w:t>Ubuntu Server, SSL Certbot, Bash scripting</w:t>
-            </w:r>
-          </w:p>
-        </w:tc>
-      </w:tr>
-      <w:tr>
-        <w:tc>
-          <w:tcPr>
-            <w:tcW w:type="dxa" w:w="2592"/>
-            <w:shd w:fill="F0FDFA"/>
-            <w:tcMar>
-              <w:top w:w="120" w:type="dxa"/>
-              <w:bottom w:w="120" w:type="dxa"/>
-              <w:left w:w="180" w:type="dxa"/>
-              <w:right w:w="180" w:type="dxa"/>
-            </w:tcMar>
-          </w:tcPr>
-          <w:p>
-            <w:r>
-              <w:rPr>
-                <w:rFonts w:ascii="Calibri" w:hAnsi="Calibri"/>
-                <w:color w:val="2D3748"/>
-                <w:sz w:val="19"/>
-              </w:rPr>
-              <w:t>Weeks 7–8: Database Ops</w:t>
-            </w:r>
-          </w:p>
-        </w:tc>
-        <w:tc>
-          <w:tcPr>
-            <w:tcW w:type="dxa" w:w="3888"/>
-            <w:shd w:fill="F0FDFA"/>
-            <w:tcMar>
-              <w:top w:w="120" w:type="dxa"/>
-              <w:bottom w:w="120" w:type="dxa"/>
-              <w:left w:w="180" w:type="dxa"/>
-              <w:right w:w="180" w:type="dxa"/>
-            </w:tcMar>
-          </w:tcPr>
-          <w:p>
-            <w:r>
-              <w:rPr>
-                <w:rFonts w:ascii="Calibri" w:hAnsi="Calibri"/>
-                <w:color w:val="2D3748"/>
-                <w:sz w:val="19"/>
-              </w:rPr>
-              <w:t>PostgreSQL automated backup scripts, query tuning</w:t>
-            </w:r>
-          </w:p>
-        </w:tc>
-        <w:tc>
-          <w:tcPr>
-            <w:tcW w:type="dxa" w:w="2880"/>
-            <w:shd w:fill="F0FDFA"/>
-            <w:tcMar>
-              <w:top w:w="120" w:type="dxa"/>
-              <w:bottom w:w="120" w:type="dxa"/>
-              <w:left w:w="180" w:type="dxa"/>
-              <w:right w:w="180" w:type="dxa"/>
-            </w:tcMar>
-          </w:tcPr>
-          <w:p>
-            <w:r>
-              <w:rPr>
-                <w:rFonts w:ascii="Calibri" w:hAnsi="Calibri"/>
-                <w:color w:val="2D3748"/>
-                <w:sz w:val="19"/>
-              </w:rPr>
-              <w:t>SQL indexing, pg_dump automation, Cron jobs</w:t>
-            </w:r>
-          </w:p>
-        </w:tc>
-      </w:tr>
-      <w:tr>
-        <w:tc>
-          <w:tcPr>
-            <w:tcW w:type="dxa" w:w="2592"/>
-            <w:shd w:fill="FFFFFF"/>
-            <w:tcMar>
-              <w:top w:w="120" w:type="dxa"/>
-              <w:bottom w:w="120" w:type="dxa"/>
-              <w:left w:w="180" w:type="dxa"/>
-              <w:right w:w="180" w:type="dxa"/>
-            </w:tcMar>
-          </w:tcPr>
-          <w:p>
-            <w:r>
-              <w:rPr>
-                <w:rFonts w:ascii="Calibri" w:hAnsi="Calibri"/>
-                <w:color w:val="2D3748"/>
-                <w:sz w:val="19"/>
-              </w:rPr>
-              <w:t>Weeks 9–10: Capstone Project</w:t>
-            </w:r>
-          </w:p>
-        </w:tc>
-        <w:tc>
-          <w:tcPr>
-            <w:tcW w:type="dxa" w:w="3888"/>
-            <w:shd w:fill="FFFFFF"/>
-            <w:tcMar>
-              <w:top w:w="120" w:type="dxa"/>
-              <w:bottom w:w="120" w:type="dxa"/>
-              <w:left w:w="180" w:type="dxa"/>
-              <w:right w:w="180" w:type="dxa"/>
-            </w:tcMar>
-          </w:tcPr>
-          <w:p>
-            <w:r>
-              <w:rPr>
-                <w:rFonts w:ascii="Calibri" w:hAnsi="Calibri"/>
-                <w:color w:val="2D3748"/>
-                <w:sz w:val="19"/>
-              </w:rPr>
-              <w:t>Internal asset tracking inventory web portal deployment</w:t>
-            </w:r>
-          </w:p>
-        </w:tc>
-        <w:tc>
-          <w:tcPr>
-            <w:tcW w:type="dxa" w:w="2880"/>
-            <w:shd w:fill="FFFFFF"/>
-            <w:tcMar>
-              <w:top w:w="120" w:type="dxa"/>
-              <w:bottom w:w="120" w:type="dxa"/>
-              <w:left w:w="180" w:type="dxa"/>
-              <w:right w:w="180" w:type="dxa"/>
-            </w:tcMar>
-          </w:tcPr>
-          <w:p>
-            <w:r>
-              <w:rPr>
-                <w:rFonts w:ascii="Calibri" w:hAnsi="Calibri"/>
-                <w:color w:val="2D3748"/>
-                <w:sz w:val="19"/>
-              </w:rPr>
-              <w:t>HTML/CSS/JS, PHP/MySQL, Docker containers</w:t>
-            </w:r>
-          </w:p>
-        </w:tc>
-      </w:tr>
-    </w:tbl>
-    <w:tbl>
-      <w:tblPr>
-        <w:tblW w:type="auto" w:w="0"/>
-        <w:jc w:val="center"/>
-        <w:tblLook w:firstColumn="1" w:firstRow="1" w:lastColumn="0" w:lastRow="0" w:noHBand="0" w:noVBand="1" w:val="04A0"/>
-      </w:tblPr>
-      <w:tblGrid>
-        <w:gridCol w:w="9360"/>
-      </w:tblGrid>
-      <w:tr>
-        <w:tc>
-          <w:tcPr>
-            <w:tcW w:type="dxa" w:w="9360"/>
-            <w:shd w:fill="F0FDFA"/>
-            <w:tcMar>
-              <w:top w:w="140" w:type="dxa"/>
-              <w:bottom w:w="140" w:type="dxa"/>
-              <w:left w:w="180" w:type="dxa"/>
-              <w:right w:w="180" w:type="dxa"/>
-            </w:tcMar>
-          </w:tcPr>
-          <w:p>
-            <w:pPr>
-              <w:spacing w:after="40"/>
-            </w:pPr>
-            <w:r>
-              <w:rPr>
-                <w:rFonts w:ascii="Calibri" w:hAnsi="Calibri"/>
-                <w:b/>
-                <w:color w:val="1E3A8A"/>
-                <w:sz w:val="20"/>
-              </w:rPr>
-              <w:t xml:space="preserve">KEY INDUSTRY ACHIEVEMENT: </w:t>
+              <w:t xml:space="preserve">KEY DEFINITION — Practicum Objective: </w:t>
             </w:r>
             <w:r>
               <w:rPr>
                 <w:rFonts w:ascii="Calibri" w:hAnsi="Calibri"/>
-                <w:color w:val="1E293B"/>
+                <w:color w:val="323232"/>
                 <w:sz w:val="20"/>
               </w:rPr>
-              <w:t>Architected an automated bash backup routine that reduced weekly database maintenance downtime from 45 minutes to under 8 minutes across 6 client instances.</w:t>
+              <w:t>To synthesize academic computer science coursework with enterprise agile software workflows, mastering collaborative git version control, reactive UI design, and production deployment protocols.</w:t>
             </w:r>
           </w:p>
         </w:tc>
@@ -739,125 +143,133 @@
     <w:p>
       <w:pPr>
         <w:keepNext/>
-        <w:spacing w:before="360" w:after="120"/>
+        <w:spacing w:before="200" w:after="80"/>
       </w:pPr>
       <w:r>
         <w:rPr>
           <w:rFonts w:ascii="Calibri" w:hAnsi="Calibri"/>
           <w:b/>
-          <w:color w:val="134E4A"/>
-          <w:sz w:val="32"/>
+          <w:color w:val="5B1E31"/>
+          <w:sz w:val="25"/>
         </w:rPr>
-        <w:t>3. Deep Technical Workflow: Server Hardening &amp; Automation</w:t>
+        <w:t>Practicum Deployment Architecture</w:t>
       </w:r>
     </w:p>
     <w:p>
       <w:pPr>
-        <w:spacing w:before="0" w:after="140" w:line="276" w:lineRule="auto"/>
+        <w:spacing w:before="0" w:after="120" w:line="276" w:lineRule="auto"/>
       </w:pPr>
       <w:r>
         <w:rPr>
           <w:rFonts w:ascii="Calibri" w:hAnsi="Calibri"/>
-          <w:color w:val="2D3748"/>
-          <w:sz w:val="22"/>
+          <w:color w:val="2D2D2D"/>
+          <w:sz w:val="21"/>
         </w:rPr>
-        <w:t>During Weeks 5 and 6, our team conducted a comprehensive vulnerability audit on enterprise web application servers. I automated SSH key management and disabled root password logins across 14 virtual machines. Furthermore, I authored custom shell scripts configuring UFW firewall rate limits, effectively dampening brute-force authentication attacks.</w:t>
+        <w:t>Daily engineering tasks centered on containerized microservices and automated deployment workflows:</w:t>
       </w:r>
     </w:p>
     <w:p>
       <w:pPr>
         <w:keepNext/>
-        <w:spacing w:before="360" w:after="120"/>
+        <w:spacing w:before="160" w:after="80"/>
+        <w:jc w:val="center"/>
+      </w:pPr>
+      <w:r>
+        <w:drawing>
+          <wp:inline xmlns:a="http://schemas.openxmlformats.org/drawingml/2006/main" xmlns:pic="http://schemas.openxmlformats.org/drawingml/2006/picture">
+            <wp:extent cx="5303520" cy="2620563"/>
+            <wp:docPr id="1" name="Picture 1"/>
+            <wp:cNvGraphicFramePr>
+              <a:graphicFrameLocks noChangeAspect="1"/>
+            </wp:cNvGraphicFramePr>
+            <a:graphic>
+              <a:graphicData uri="http://schemas.openxmlformats.org/drawingml/2006/picture">
+                <pic:pic>
+                  <pic:nvPicPr>
+                    <pic:cNvPr id="0" name="internship_pipeline.png"/>
+                    <pic:cNvPicPr/>
+                  </pic:nvPicPr>
+                  <pic:blipFill>
+                    <a:blip r:embed="rId9"/>
+                    <a:stretch>
+                      <a:fillRect/>
+                    </a:stretch>
+                  </pic:blipFill>
+                  <pic:spPr>
+                    <a:xfrm>
+                      <a:off x="0" y="0"/>
+                      <a:ext cx="5303520" cy="2620563"/>
+                    </a:xfrm>
+                    <a:prstGeom prst="rect"/>
+                  </pic:spPr>
+                </pic:pic>
+              </a:graphicData>
+            </a:graphic>
+          </wp:inline>
+        </w:drawing>
+      </w:r>
+    </w:p>
+    <w:p>
+      <w:pPr>
+        <w:spacing w:before="40" w:after="200"/>
+        <w:jc w:val="center"/>
+      </w:pPr>
+      <w:r>
+        <w:rPr>
+          <w:rFonts w:ascii="Calibri" w:hAnsi="Calibri"/>
+          <w:i/>
+          <w:color w:val="646464"/>
+          <w:sz w:val="19"/>
+        </w:rPr>
+        <w:t>Figure 1: Full-Stack CI/CD Pipeline Implemented During Industry Practicum.</w:t>
+      </w:r>
+    </w:p>
+    <w:p>
+      <w:r>
+        <w:br w:type="page"/>
+      </w:r>
+    </w:p>
+    <w:p>
+      <w:pPr>
+        <w:keepNext/>
+        <w:spacing w:before="280" w:after="120"/>
       </w:pPr>
       <w:r>
         <w:rPr>
           <w:rFonts w:ascii="Calibri" w:hAnsi="Calibri"/>
           <w:b/>
-          <w:color w:val="134E4A"/>
-          <w:sz w:val="32"/>
+          <w:color w:val="5B1E31"/>
+          <w:sz w:val="30"/>
         </w:rPr>
-        <w:t>4. Challenges Encountered and Problem-Solving Strategies</w:t>
+        <w:t>2. Summary of Weekly Milestones &amp; Deliverables</w:t>
       </w:r>
     </w:p>
     <w:p>
       <w:pPr>
-        <w:spacing w:before="0" w:after="140" w:line="276" w:lineRule="auto"/>
+        <w:spacing w:before="0" w:after="120" w:line="276" w:lineRule="auto"/>
       </w:pPr>
       <w:r>
         <w:rPr>
           <w:rFonts w:ascii="Calibri" w:hAnsi="Calibri"/>
-          <w:color w:val="2D3748"/>
-          <w:sz w:val="22"/>
+          <w:color w:val="2D2D2D"/>
+          <w:sz w:val="21"/>
         </w:rPr>
-        <w:t>During Week 6, an unannounced SSL certificate expiration interrupted an enterprise customer's public API endpoint. Working under high-pressure live production conditions, I collaborated with senior engineers to troubleshoot DNS challenges, execute Certbot renewals, and establish automated cron job alerts to prevent recurrence.</w:t>
+        <w:t>The 486 hours were distributed across four distinct milestone phases, progressing from onboarding environment configuration to leading feature releases.</w:t>
       </w:r>
     </w:p>
     <w:p>
       <w:pPr>
         <w:keepNext/>
-        <w:spacing w:before="360" w:after="120"/>
+        <w:spacing w:before="200" w:after="80"/>
       </w:pPr>
       <w:r>
         <w:rPr>
           <w:rFonts w:ascii="Calibri" w:hAnsi="Calibri"/>
           <w:b/>
-          <w:color w:val="134E4A"/>
-          <w:sz w:val="32"/>
+          <w:color w:val="5B1E31"/>
+          <w:sz w:val="25"/>
         </w:rPr>
-        <w:t>5. Self-Evaluation, Insights, and Professional Growth</w:t>
-      </w:r>
-    </w:p>
-    <w:p>
-      <w:pPr>
-        <w:spacing w:before="0" w:after="140" w:line="276" w:lineRule="auto"/>
-      </w:pPr>
-      <w:r>
-        <w:rPr>
-          <w:rFonts w:ascii="Calibri" w:hAnsi="Calibri"/>
-          <w:color w:val="2D3748"/>
-          <w:sz w:val="22"/>
-        </w:rPr>
-        <w:t>This practicum underscored that academic theory must be paired with operational resilience. Technical ability is only half the battle; transparent communication, meticulous documentation, and calm problem-solving under tight deadlines are what truly distinguish a reliable IT professional.</w:t>
-      </w:r>
-    </w:p>
-    <w:p>
-      <w:pPr>
-        <w:spacing w:before="0" w:after="140" w:line="276" w:lineRule="auto"/>
-      </w:pPr>
-      <w:r>
-        <w:rPr>
-          <w:rFonts w:ascii="Calibri" w:hAnsi="Calibri"/>
-          <w:color w:val="2D3748"/>
-          <w:sz w:val="22"/>
-        </w:rPr>
-        <w:t>Moving forward into my final college year, I plan to pursue specialized certifications in Linux Systems Administration and AWS Cloud Solutions.</w:t>
-      </w:r>
-    </w:p>
-    <w:p>
-      <w:pPr>
-        <w:keepNext/>
-        <w:spacing w:before="360" w:after="120"/>
-      </w:pPr>
-      <w:r>
-        <w:rPr>
-          <w:rFonts w:ascii="Calibri" w:hAnsi="Calibri"/>
-          <w:b/>
-          <w:color w:val="134E4A"/>
-          <w:sz w:val="32"/>
-        </w:rPr>
-        <w:t>6. Practicum Competency Assessment Matrix</w:t>
-      </w:r>
-    </w:p>
-    <w:p>
-      <w:pPr>
-        <w:spacing w:before="160" w:after="80"/>
-      </w:pPr>
-      <w:r>
-        <w:rPr>
-          <w:b/>
-          <w:sz w:val="20"/>
-        </w:rPr>
-        <w:t>Table 2. Final Institutional Competency Ratings by Industry Supervisor</w:t>
+        <w:t>Practicum Milestone Log</w:t>
       </w:r>
     </w:p>
     <w:tbl>
@@ -867,86 +279,97 @@
         <w:tblLook w:firstColumn="1" w:firstRow="1" w:lastColumn="0" w:lastRow="0" w:noHBand="0" w:noVBand="1" w:val="04A0"/>
       </w:tblPr>
       <w:tblGrid>
-        <w:gridCol w:w="3120"/>
-        <w:gridCol w:w="3120"/>
-        <w:gridCol w:w="3120"/>
+        <w:gridCol w:w="2257"/>
+        <w:gridCol w:w="2257"/>
+        <w:gridCol w:w="2257"/>
+        <w:gridCol w:w="2257"/>
       </w:tblGrid>
       <w:tr>
         <w:tc>
           <w:tcPr>
-            <w:tcW w:type="dxa" w:w="3168"/>
-            <w:shd w:fill="134E4A"/>
+            <w:tcW w:type="dxa" w:w="2257"/>
+            <w:shd w:fill="5B1E31"/>
             <w:tcMar>
-              <w:top w:w="140" w:type="dxa"/>
-              <w:bottom w:w="140" w:type="dxa"/>
-              <w:left w:w="180" w:type="dxa"/>
-              <w:right w:w="180" w:type="dxa"/>
+              <w:top w:w="80" w:type="dxa"/>
+              <w:bottom w:w="80" w:type="dxa"/>
+              <w:left w:w="100" w:type="dxa"/>
+              <w:right w:w="100" w:type="dxa"/>
             </w:tcMar>
           </w:tcPr>
           <w:p>
-            <w:pPr>
-              <w:jc w:val="left"/>
-            </w:pPr>
             <w:r>
               <w:rPr>
-                <w:rFonts w:ascii="Calibri" w:hAnsi="Calibri"/>
                 <w:b/>
                 <w:color w:val="FFFFFF"/>
-                <w:sz w:val="20"/>
+                <w:sz w:val="19"/>
               </w:rPr>
-              <w:t>Core Evaluation Domain</w:t>
+              <w:t>Sprint Phase</w:t>
             </w:r>
           </w:p>
         </w:tc>
         <w:tc>
           <w:tcPr>
-            <w:tcW w:type="dxa" w:w="3888"/>
-            <w:shd w:fill="134E4A"/>
+            <w:tcW w:type="dxa" w:w="2257"/>
+            <w:shd w:fill="5B1E31"/>
             <w:tcMar>
-              <w:top w:w="140" w:type="dxa"/>
-              <w:bottom w:w="140" w:type="dxa"/>
-              <w:left w:w="180" w:type="dxa"/>
-              <w:right w:w="180" w:type="dxa"/>
+              <w:top w:w="80" w:type="dxa"/>
+              <w:bottom w:w="80" w:type="dxa"/>
+              <w:left w:w="100" w:type="dxa"/>
+              <w:right w:w="100" w:type="dxa"/>
             </w:tcMar>
           </w:tcPr>
           <w:p>
-            <w:pPr>
-              <w:jc w:val="left"/>
-            </w:pPr>
             <w:r>
               <w:rPr>
-                <w:rFonts w:ascii="Calibri" w:hAnsi="Calibri"/>
                 <w:b/>
                 <w:color w:val="FFFFFF"/>
-                <w:sz w:val="20"/>
+                <w:sz w:val="19"/>
               </w:rPr>
-              <w:t>Target Performance Standard</w:t>
+              <w:t>Core Focus Area</w:t>
             </w:r>
           </w:p>
         </w:tc>
         <w:tc>
           <w:tcPr>
-            <w:tcW w:type="dxa" w:w="2304"/>
-            <w:shd w:fill="134E4A"/>
+            <w:tcW w:type="dxa" w:w="2257"/>
+            <w:shd w:fill="5B1E31"/>
             <w:tcMar>
-              <w:top w:w="140" w:type="dxa"/>
-              <w:bottom w:w="140" w:type="dxa"/>
-              <w:left w:w="180" w:type="dxa"/>
-              <w:right w:w="180" w:type="dxa"/>
+              <w:top w:w="80" w:type="dxa"/>
+              <w:bottom w:w="80" w:type="dxa"/>
+              <w:left w:w="100" w:type="dxa"/>
+              <w:right w:w="100" w:type="dxa"/>
             </w:tcMar>
           </w:tcPr>
           <w:p>
-            <w:pPr>
-              <w:jc w:val="left"/>
-            </w:pPr>
             <w:r>
               <w:rPr>
-                <w:rFonts w:ascii="Calibri" w:hAnsi="Calibri"/>
                 <w:b/>
                 <w:color w:val="FFFFFF"/>
-                <w:sz w:val="20"/>
+                <w:sz w:val="19"/>
               </w:rPr>
-              <w:t>Achieved Supervisor Rating</w:t>
+              <w:t>Hours Completed</w:t>
+            </w:r>
+          </w:p>
+        </w:tc>
+        <w:tc>
+          <w:tcPr>
+            <w:tcW w:type="dxa" w:w="2257"/>
+            <w:shd w:fill="5B1E31"/>
+            <w:tcMar>
+              <w:top w:w="80" w:type="dxa"/>
+              <w:bottom w:w="80" w:type="dxa"/>
+              <w:left w:w="100" w:type="dxa"/>
+              <w:right w:w="100" w:type="dxa"/>
+            </w:tcMar>
+          </w:tcPr>
+          <w:p>
+            <w:r>
+              <w:rPr>
+                <w:b/>
+                <w:color w:val="FFFFFF"/>
+                <w:sz w:val="19"/>
+              </w:rPr>
+              <w:t>Key Technical Deliverable</w:t>
             </w:r>
           </w:p>
         </w:tc>
@@ -954,67 +377,85 @@
       <w:tr>
         <w:tc>
           <w:tcPr>
-            <w:tcW w:type="dxa" w:w="3168"/>
-            <w:shd w:fill="FFFFFF"/>
+            <w:tcW w:type="dxa" w:w="2257"/>
+            <w:shd w:fill="FDF2F8"/>
             <w:tcMar>
-              <w:top w:w="120" w:type="dxa"/>
-              <w:bottom w:w="120" w:type="dxa"/>
-              <w:left w:w="180" w:type="dxa"/>
-              <w:right w:w="180" w:type="dxa"/>
+              <w:top w:w="60" w:type="dxa"/>
+              <w:bottom w:w="60" w:type="dxa"/>
+              <w:left w:w="100" w:type="dxa"/>
+              <w:right w:w="100" w:type="dxa"/>
             </w:tcMar>
           </w:tcPr>
           <w:p>
             <w:r>
               <w:rPr>
-                <w:rFonts w:ascii="Calibri" w:hAnsi="Calibri"/>
-                <w:color w:val="2D3748"/>
+                <w:color w:val="282828"/>
                 <w:sz w:val="19"/>
               </w:rPr>
-              <w:t>Workplace Ethics &amp; Attendance</w:t>
+              <w:t>Phase 1 (Wk 1–3)</w:t>
             </w:r>
           </w:p>
         </w:tc>
         <w:tc>
           <w:tcPr>
-            <w:tcW w:type="dxa" w:w="3888"/>
-            <w:shd w:fill="FFFFFF"/>
+            <w:tcW w:type="dxa" w:w="2257"/>
+            <w:shd w:fill="FDF2F8"/>
             <w:tcMar>
-              <w:top w:w="120" w:type="dxa"/>
-              <w:bottom w:w="120" w:type="dxa"/>
-              <w:left w:w="180" w:type="dxa"/>
-              <w:right w:w="180" w:type="dxa"/>
+              <w:top w:w="60" w:type="dxa"/>
+              <w:bottom w:w="60" w:type="dxa"/>
+              <w:left w:w="100" w:type="dxa"/>
+              <w:right w:w="100" w:type="dxa"/>
             </w:tcMar>
           </w:tcPr>
           <w:p>
             <w:r>
               <w:rPr>
-                <w:rFonts w:ascii="Calibri" w:hAnsi="Calibri"/>
-                <w:color w:val="2D3748"/>
+                <w:color w:val="282828"/>
                 <w:sz w:val="19"/>
               </w:rPr>
-              <w:t>Punctuality, dress code compliance, and confidentiality</w:t>
+              <w:t>Environment &amp; UI Auditing</w:t>
             </w:r>
           </w:p>
         </w:tc>
         <w:tc>
           <w:tcPr>
-            <w:tcW w:type="dxa" w:w="2304"/>
-            <w:shd w:fill="FFFFFF"/>
+            <w:tcW w:type="dxa" w:w="2257"/>
+            <w:shd w:fill="FDF2F8"/>
             <w:tcMar>
-              <w:top w:w="120" w:type="dxa"/>
-              <w:bottom w:w="120" w:type="dxa"/>
-              <w:left w:w="180" w:type="dxa"/>
-              <w:right w:w="180" w:type="dxa"/>
+              <w:top w:w="60" w:type="dxa"/>
+              <w:bottom w:w="60" w:type="dxa"/>
+              <w:left w:w="100" w:type="dxa"/>
+              <w:right w:w="100" w:type="dxa"/>
             </w:tcMar>
           </w:tcPr>
           <w:p>
             <w:r>
               <w:rPr>
-                <w:rFonts w:ascii="Calibri" w:hAnsi="Calibri"/>
-                <w:color w:val="2D3748"/>
+                <w:color w:val="282828"/>
                 <w:sz w:val="19"/>
               </w:rPr>
-              <w:t>Outstanding (100%)</w:t>
+              <w:t>120 Hours</w:t>
+            </w:r>
+          </w:p>
+        </w:tc>
+        <w:tc>
+          <w:tcPr>
+            <w:tcW w:type="dxa" w:w="2257"/>
+            <w:shd w:fill="FDF2F8"/>
+            <w:tcMar>
+              <w:top w:w="60" w:type="dxa"/>
+              <w:bottom w:w="60" w:type="dxa"/>
+              <w:left w:w="100" w:type="dxa"/>
+              <w:right w:w="100" w:type="dxa"/>
+            </w:tcMar>
+          </w:tcPr>
+          <w:p>
+            <w:r>
+              <w:rPr>
+                <w:color w:val="282828"/>
+                <w:sz w:val="19"/>
+              </w:rPr>
+              <w:t>Component library refactor in Figma</w:t>
             </w:r>
           </w:p>
         </w:tc>
@@ -1022,67 +463,85 @@
       <w:tr>
         <w:tc>
           <w:tcPr>
-            <w:tcW w:type="dxa" w:w="3168"/>
-            <w:shd w:fill="F0FDFA"/>
+            <w:tcW w:type="dxa" w:w="2257"/>
+            <w:shd w:fill="FFFFFF"/>
             <w:tcMar>
-              <w:top w:w="120" w:type="dxa"/>
-              <w:bottom w:w="120" w:type="dxa"/>
-              <w:left w:w="180" w:type="dxa"/>
-              <w:right w:w="180" w:type="dxa"/>
+              <w:top w:w="60" w:type="dxa"/>
+              <w:bottom w:w="60" w:type="dxa"/>
+              <w:left w:w="100" w:type="dxa"/>
+              <w:right w:w="100" w:type="dxa"/>
             </w:tcMar>
           </w:tcPr>
           <w:p>
             <w:r>
               <w:rPr>
-                <w:rFonts w:ascii="Calibri" w:hAnsi="Calibri"/>
-                <w:color w:val="2D3748"/>
+                <w:color w:val="282828"/>
                 <w:sz w:val="19"/>
               </w:rPr>
-              <w:t>Systems Administration</w:t>
+              <w:t>Phase 2 (Wk 4–6)</w:t>
             </w:r>
           </w:p>
         </w:tc>
         <w:tc>
           <w:tcPr>
-            <w:tcW w:type="dxa" w:w="3888"/>
-            <w:shd w:fill="F0FDFA"/>
+            <w:tcW w:type="dxa" w:w="2257"/>
+            <w:shd w:fill="FFFFFF"/>
             <w:tcMar>
-              <w:top w:w="120" w:type="dxa"/>
-              <w:bottom w:w="120" w:type="dxa"/>
-              <w:left w:w="180" w:type="dxa"/>
-              <w:right w:w="180" w:type="dxa"/>
+              <w:top w:w="60" w:type="dxa"/>
+              <w:bottom w:w="60" w:type="dxa"/>
+              <w:left w:w="100" w:type="dxa"/>
+              <w:right w:w="100" w:type="dxa"/>
             </w:tcMar>
           </w:tcPr>
           <w:p>
             <w:r>
               <w:rPr>
-                <w:rFonts w:ascii="Calibri" w:hAnsi="Calibri"/>
-                <w:color w:val="2D3748"/>
+                <w:color w:val="282828"/>
                 <w:sz w:val="19"/>
               </w:rPr>
-              <w:t>Autonomous Linux maintenance, AD user provisioning</w:t>
+              <w:t>Frontend Development</w:t>
             </w:r>
           </w:p>
         </w:tc>
         <w:tc>
           <w:tcPr>
-            <w:tcW w:type="dxa" w:w="2304"/>
-            <w:shd w:fill="F0FDFA"/>
+            <w:tcW w:type="dxa" w:w="2257"/>
+            <w:shd w:fill="FFFFFF"/>
             <w:tcMar>
-              <w:top w:w="120" w:type="dxa"/>
-              <w:bottom w:w="120" w:type="dxa"/>
-              <w:left w:w="180" w:type="dxa"/>
-              <w:right w:w="180" w:type="dxa"/>
+              <w:top w:w="60" w:type="dxa"/>
+              <w:bottom w:w="60" w:type="dxa"/>
+              <w:left w:w="100" w:type="dxa"/>
+              <w:right w:w="100" w:type="dxa"/>
             </w:tcMar>
           </w:tcPr>
           <w:p>
             <w:r>
               <w:rPr>
-                <w:rFonts w:ascii="Calibri" w:hAnsi="Calibri"/>
-                <w:color w:val="2D3748"/>
+                <w:color w:val="282828"/>
                 <w:sz w:val="19"/>
               </w:rPr>
-              <w:t>Exceeds Standards (96%)</w:t>
+              <w:t>130 Hours</w:t>
+            </w:r>
+          </w:p>
+        </w:tc>
+        <w:tc>
+          <w:tcPr>
+            <w:tcW w:type="dxa" w:w="2257"/>
+            <w:shd w:fill="FFFFFF"/>
+            <w:tcMar>
+              <w:top w:w="60" w:type="dxa"/>
+              <w:bottom w:w="60" w:type="dxa"/>
+              <w:left w:w="100" w:type="dxa"/>
+              <w:right w:w="100" w:type="dxa"/>
+            </w:tcMar>
+          </w:tcPr>
+          <w:p>
+            <w:r>
+              <w:rPr>
+                <w:color w:val="282828"/>
+                <w:sz w:val="19"/>
+              </w:rPr>
+              <w:t>Responsive dashboard built with HTML5/CSS3/JS</w:t>
             </w:r>
           </w:p>
         </w:tc>
@@ -1090,67 +549,85 @@
       <w:tr>
         <w:tc>
           <w:tcPr>
-            <w:tcW w:type="dxa" w:w="3168"/>
-            <w:shd w:fill="FFFFFF"/>
+            <w:tcW w:type="dxa" w:w="2257"/>
+            <w:shd w:fill="FDF2F8"/>
             <w:tcMar>
-              <w:top w:w="120" w:type="dxa"/>
-              <w:bottom w:w="120" w:type="dxa"/>
-              <w:left w:w="180" w:type="dxa"/>
-              <w:right w:w="180" w:type="dxa"/>
+              <w:top w:w="60" w:type="dxa"/>
+              <w:bottom w:w="60" w:type="dxa"/>
+              <w:left w:w="100" w:type="dxa"/>
+              <w:right w:w="100" w:type="dxa"/>
             </w:tcMar>
           </w:tcPr>
           <w:p>
             <w:r>
               <w:rPr>
-                <w:rFonts w:ascii="Calibri" w:hAnsi="Calibri"/>
-                <w:color w:val="2D3748"/>
+                <w:color w:val="282828"/>
                 <w:sz w:val="19"/>
               </w:rPr>
-              <w:t>Problem Analysis &amp; Initiative</w:t>
+              <w:t>Phase 3 (Wk 7–9)</w:t>
             </w:r>
           </w:p>
         </w:tc>
         <w:tc>
           <w:tcPr>
-            <w:tcW w:type="dxa" w:w="3888"/>
-            <w:shd w:fill="FFFFFF"/>
+            <w:tcW w:type="dxa" w:w="2257"/>
+            <w:shd w:fill="FDF2F8"/>
             <w:tcMar>
-              <w:top w:w="120" w:type="dxa"/>
-              <w:bottom w:w="120" w:type="dxa"/>
-              <w:left w:w="180" w:type="dxa"/>
-              <w:right w:w="180" w:type="dxa"/>
+              <w:top w:w="60" w:type="dxa"/>
+              <w:bottom w:w="60" w:type="dxa"/>
+              <w:left w:w="100" w:type="dxa"/>
+              <w:right w:w="100" w:type="dxa"/>
             </w:tcMar>
           </w:tcPr>
           <w:p>
             <w:r>
               <w:rPr>
-                <w:rFonts w:ascii="Calibri" w:hAnsi="Calibri"/>
-                <w:color w:val="2D3748"/>
+                <w:color w:val="282828"/>
                 <w:sz w:val="19"/>
               </w:rPr>
-              <w:t>Independent root-cause analysis during live outages</w:t>
+              <w:t>API &amp; Database Integration</w:t>
             </w:r>
           </w:p>
         </w:tc>
         <w:tc>
           <w:tcPr>
-            <w:tcW w:type="dxa" w:w="2304"/>
-            <w:shd w:fill="FFFFFF"/>
+            <w:tcW w:type="dxa" w:w="2257"/>
+            <w:shd w:fill="FDF2F8"/>
             <w:tcMar>
-              <w:top w:w="120" w:type="dxa"/>
-              <w:bottom w:w="120" w:type="dxa"/>
-              <w:left w:w="180" w:type="dxa"/>
-              <w:right w:w="180" w:type="dxa"/>
+              <w:top w:w="60" w:type="dxa"/>
+              <w:bottom w:w="60" w:type="dxa"/>
+              <w:left w:w="100" w:type="dxa"/>
+              <w:right w:w="100" w:type="dxa"/>
             </w:tcMar>
           </w:tcPr>
           <w:p>
             <w:r>
               <w:rPr>
-                <w:rFonts w:ascii="Calibri" w:hAnsi="Calibri"/>
-                <w:color w:val="2D3748"/>
+                <w:color w:val="282828"/>
                 <w:sz w:val="19"/>
               </w:rPr>
-              <w:t>Outstanding (98%)</w:t>
+              <w:t>126 Hours</w:t>
+            </w:r>
+          </w:p>
+        </w:tc>
+        <w:tc>
+          <w:tcPr>
+            <w:tcW w:type="dxa" w:w="2257"/>
+            <w:shd w:fill="FDF2F8"/>
+            <w:tcMar>
+              <w:top w:w="60" w:type="dxa"/>
+              <w:bottom w:w="60" w:type="dxa"/>
+              <w:left w:w="100" w:type="dxa"/>
+              <w:right w:w="100" w:type="dxa"/>
+            </w:tcMar>
+          </w:tcPr>
+          <w:p>
+            <w:r>
+              <w:rPr>
+                <w:color w:val="282828"/>
+                <w:sz w:val="19"/>
+              </w:rPr>
+              <w:t>REST endpoints connecting PostgreSQL DB</w:t>
             </w:r>
           </w:p>
         </w:tc>
@@ -1158,186 +635,191 @@
       <w:tr>
         <w:tc>
           <w:tcPr>
-            <w:tcW w:type="dxa" w:w="3168"/>
-            <w:shd w:fill="F0FDFA"/>
+            <w:tcW w:type="dxa" w:w="2257"/>
+            <w:shd w:fill="FFFFFF"/>
             <w:tcMar>
-              <w:top w:w="120" w:type="dxa"/>
-              <w:bottom w:w="120" w:type="dxa"/>
-              <w:left w:w="180" w:type="dxa"/>
-              <w:right w:w="180" w:type="dxa"/>
+              <w:top w:w="60" w:type="dxa"/>
+              <w:bottom w:w="60" w:type="dxa"/>
+              <w:left w:w="100" w:type="dxa"/>
+              <w:right w:w="100" w:type="dxa"/>
             </w:tcMar>
           </w:tcPr>
           <w:p>
             <w:r>
               <w:rPr>
-                <w:rFonts w:ascii="Calibri" w:hAnsi="Calibri"/>
-                <w:color w:val="2D3748"/>
+                <w:color w:val="282828"/>
                 <w:sz w:val="19"/>
               </w:rPr>
-              <w:t>Documentation &amp; Teamwork</w:t>
+              <w:t>Phase 4 (Wk 10–12)</w:t>
             </w:r>
           </w:p>
         </w:tc>
         <w:tc>
           <w:tcPr>
-            <w:tcW w:type="dxa" w:w="3888"/>
-            <w:shd w:fill="F0FDFA"/>
+            <w:tcW w:type="dxa" w:w="2257"/>
+            <w:shd w:fill="FFFFFF"/>
             <w:tcMar>
-              <w:top w:w="120" w:type="dxa"/>
-              <w:bottom w:w="120" w:type="dxa"/>
-              <w:left w:w="180" w:type="dxa"/>
-              <w:right w:w="180" w:type="dxa"/>
+              <w:top w:w="60" w:type="dxa"/>
+              <w:bottom w:w="60" w:type="dxa"/>
+              <w:left w:w="100" w:type="dxa"/>
+              <w:right w:w="100" w:type="dxa"/>
             </w:tcMar>
           </w:tcPr>
           <w:p>
             <w:r>
               <w:rPr>
-                <w:rFonts w:ascii="Calibri" w:hAnsi="Calibri"/>
-                <w:color w:val="2D3748"/>
+                <w:color w:val="282828"/>
                 <w:sz w:val="19"/>
               </w:rPr>
-              <w:t>Clear technical guides and cross-team communication</w:t>
+              <w:t>QA &amp; Staging Deployment</w:t>
             </w:r>
           </w:p>
         </w:tc>
         <w:tc>
           <w:tcPr>
-            <w:tcW w:type="dxa" w:w="2304"/>
-            <w:shd w:fill="F0FDFA"/>
+            <w:tcW w:type="dxa" w:w="2257"/>
+            <w:shd w:fill="FFFFFF"/>
             <w:tcMar>
-              <w:top w:w="120" w:type="dxa"/>
-              <w:bottom w:w="120" w:type="dxa"/>
-              <w:left w:w="180" w:type="dxa"/>
-              <w:right w:w="180" w:type="dxa"/>
+              <w:top w:w="60" w:type="dxa"/>
+              <w:bottom w:w="60" w:type="dxa"/>
+              <w:left w:w="100" w:type="dxa"/>
+              <w:right w:w="100" w:type="dxa"/>
             </w:tcMar>
           </w:tcPr>
           <w:p>
             <w:r>
               <w:rPr>
-                <w:rFonts w:ascii="Calibri" w:hAnsi="Calibri"/>
-                <w:color w:val="2D3748"/>
+                <w:color w:val="282828"/>
                 <w:sz w:val="19"/>
               </w:rPr>
-              <w:t>Exceeds Standards (95%)</w:t>
+              <w:t>110 Hours</w:t>
+            </w:r>
+          </w:p>
+        </w:tc>
+        <w:tc>
+          <w:tcPr>
+            <w:tcW w:type="dxa" w:w="2257"/>
+            <w:shd w:fill="FFFFFF"/>
+            <w:tcMar>
+              <w:top w:w="60" w:type="dxa"/>
+              <w:bottom w:w="60" w:type="dxa"/>
+              <w:left w:w="100" w:type="dxa"/>
+              <w:right w:w="100" w:type="dxa"/>
+            </w:tcMar>
+          </w:tcPr>
+          <w:p>
+            <w:r>
+              <w:rPr>
+                <w:color w:val="282828"/>
+                <w:sz w:val="19"/>
+              </w:rPr>
+              <w:t>Dockerized container deployment with CI pipeline</w:t>
             </w:r>
           </w:p>
         </w:tc>
       </w:tr>
     </w:tbl>
     <w:p>
+      <w:r>
+        <w:br w:type="page"/>
+      </w:r>
+    </w:p>
+    <w:p>
       <w:pPr>
         <w:keepNext/>
-        <w:spacing w:before="360" w:after="120"/>
+        <w:spacing w:before="280" w:after="120"/>
       </w:pPr>
       <w:r>
         <w:rPr>
           <w:rFonts w:ascii="Calibri" w:hAnsi="Calibri"/>
           <w:b/>
-          <w:color w:val="134E4A"/>
-          <w:sz w:val="32"/>
+          <w:color w:val="5B1E31"/>
+          <w:sz w:val="30"/>
         </w:rPr>
-        <w:t>References &amp; Industry Guidelines</w:t>
+        <w:t>3. Professional Takeaways &amp; Technical Insights</w:t>
       </w:r>
     </w:p>
     <w:p>
       <w:pPr>
-        <w:spacing w:after="120"/>
-        <w:ind w:left="720" w:hanging="720"/>
+        <w:spacing w:before="0" w:after="120" w:line="276" w:lineRule="auto"/>
       </w:pPr>
       <w:r>
         <w:rPr>
           <w:rFonts w:ascii="Calibri" w:hAnsi="Calibri"/>
-          <w:sz w:val="20"/>
+          <w:color w:val="2D2D2D"/>
+          <w:sz w:val="21"/>
         </w:rPr>
-        <w:t>Commission on Higher Education. (2017). Policies, standards, and guidelines for the Bachelor of Science in Information Technology (BSIT) program (CHED Memorandum Order No. 25).</w:t>
+        <w:t>The practicum bridged theoretical coursework with enterprise expectations. The most profound learning occurred during cross-functional code reviews, where writing maintainable, well-documented code took precedence over rapid, unverified implementations.</w:t>
       </w:r>
     </w:p>
     <w:p>
       <w:pPr>
-        <w:spacing w:after="120"/>
-        <w:ind w:left="720" w:hanging="720"/>
+        <w:keepNext/>
+        <w:spacing w:before="200" w:after="80"/>
       </w:pPr>
       <w:r>
         <w:rPr>
           <w:rFonts w:ascii="Calibri" w:hAnsi="Calibri"/>
-          <w:sz w:val="20"/>
+          <w:b/>
+          <w:color w:val="5B1E31"/>
+          <w:sz w:val="25"/>
         </w:rPr>
-        <w:t>STI West Negros University. (2025). Student practicum manual and guidelines. College of ICT.</w:t>
+        <w:t>Key Professional Takeaways</w:t>
       </w:r>
     </w:p>
     <w:p>
       <w:pPr>
-        <w:spacing w:after="120"/>
-        <w:ind w:left="720" w:hanging="720"/>
+        <w:spacing w:before="0" w:after="120" w:line="276" w:lineRule="auto"/>
       </w:pPr>
       <w:r>
         <w:rPr>
           <w:rFonts w:ascii="Calibri" w:hAnsi="Calibri"/>
-          <w:sz w:val="20"/>
+          <w:color w:val="2D2D2D"/>
+          <w:sz w:val="21"/>
         </w:rPr>
-        <w:t>Tanenbaum, A. S., &amp; Wetherall, D. J. (2014). Computer networks (5th ed.). Pearson Education.</w:t>
+        <w:t>• Communication in Agile Teams: Active participation in morning standups resolved blockers before they escalated into release delays.</w:t>
+        <w:br/>
+        <w:t>• Resilient Error Handling: Transitioning from happy-path development to anticipating edge cases and latency degradation.</w:t>
+        <w:br/>
+        <w:t>• User-Centric Design Thinking: Recognizing that intuitive UI ergonomics directly determine customer conversion rates.</w:t>
       </w:r>
     </w:p>
     <w:p>
       <w:pPr>
-        <w:spacing w:after="120"/>
-        <w:ind w:left="720" w:hanging="720"/>
+        <w:keepNext/>
+        <w:spacing w:before="280" w:after="120"/>
       </w:pPr>
       <w:r>
         <w:rPr>
           <w:rFonts w:ascii="Calibri" w:hAnsi="Calibri"/>
-          <w:sz w:val="20"/>
+          <w:b/>
+          <w:color w:val="5B1E31"/>
+          <w:sz w:val="30"/>
         </w:rPr>
-        <w:t>Torvalds, L., &amp; Diamond, D. (2001). Just for fun: The story of an accidental revolutionary. HarperCollins.</w:t>
+        <w:t>Verification &amp; Sign-off</w:t>
+      </w:r>
+    </w:p>
+    <w:p>
+      <w:pPr>
+        <w:spacing w:before="0" w:after="120" w:line="276" w:lineRule="auto"/>
+      </w:pPr>
+      <w:r>
+        <w:rPr>
+          <w:rFonts w:ascii="Calibri" w:hAnsi="Calibri"/>
+          <w:color w:val="2D2D2D"/>
+          <w:sz w:val="21"/>
+        </w:rPr>
+        <w:t>Certified true and complete report of 486 rendered on-the-job training hours in fulfillment of the Bachelor of Science in Information Technology curriculum at STI West Negros University.</w:t>
       </w:r>
     </w:p>
     <w:sectPr>
-      <w:pgSz w:w="12240" w:h="15840"/>
+      <w:pgSz w:w="11909" w:h="16834"/>
       <w:pgMar w:top="1440" w:right="1440" w:bottom="1440" w:left="1440" w:header="720" w:footer="720" w:gutter="0"/>
       <w:cols w:space="720"/>
-      <w:titlePg/>
       <w:docGrid w:linePitch="360"/>
     </w:sectPr>
   </w:body>
 </w:document>
-</file>
-
-<file path=word/footer1.xml><?xml version="1.0" encoding="utf-8"?>
-<w:ftr xmlns:m="http://schemas.openxmlformats.org/officeDocument/2006/math" xmlns:mc="http://schemas.openxmlformats.org/markup-compatibility/2006" xmlns:mo="http://schemas.microsoft.com/office/mac/office/2008/main" xmlns:mv="urn:schemas-microsoft-com:mac:vml" xmlns:o="urn:schemas-microsoft-com:office:office" xmlns:r="http://schemas.openxmlformats.org/officeDocument/2006/relationships" xmlns:v="urn:schemas-microsoft-com:vml" xmlns:w10="urn:schemas-microsoft-com:office:word" xmlns:w14="http://schemas.microsoft.com/office/word/2010/wordml" xmlns:w="http://schemas.openxmlformats.org/wordprocessingml/2006/main" xmlns:wne="http://schemas.microsoft.com/office/word/2006/wordml" xmlns:wp14="http://schemas.microsoft.com/office/word/2010/wordprocessingDrawing" xmlns:wp="http://schemas.openxmlformats.org/drawingml/2006/wordprocessingDrawing" xmlns:wpc="http://schemas.microsoft.com/office/word/2010/wordprocessingCanvas" xmlns:wpg="http://schemas.microsoft.com/office/word/2010/wordprocessingGroup" xmlns:wpi="http://schemas.microsoft.com/office/word/2010/wordprocessingInk" xmlns:wps="http://schemas.microsoft.com/office/word/2010/wordprocessingShape" mc:Ignorable="w14 wp14">
-  <w:p>
-    <w:pPr>
-      <w:pStyle w:val="Footer"/>
-      <w:jc w:val="center"/>
-    </w:pPr>
-    <w:r>
-      <w:rPr>
-        <w:rFonts w:ascii="Calibri" w:hAnsi="Calibri"/>
-        <w:color w:val="94A3B8"/>
-        <w:sz w:val="17"/>
-      </w:rPr>
-      <w:t>STI West Negros University  •  Jhon Paulo Gascon</w:t>
-    </w:r>
-  </w:p>
-</w:ftr>
-</file>
-
-<file path=word/header1.xml><?xml version="1.0" encoding="utf-8"?>
-<w:hdr xmlns:m="http://schemas.openxmlformats.org/officeDocument/2006/math" xmlns:mc="http://schemas.openxmlformats.org/markup-compatibility/2006" xmlns:mo="http://schemas.microsoft.com/office/mac/office/2008/main" xmlns:mv="urn:schemas-microsoft-com:mac:vml" xmlns:o="urn:schemas-microsoft-com:office:office" xmlns:r="http://schemas.openxmlformats.org/officeDocument/2006/relationships" xmlns:v="urn:schemas-microsoft-com:vml" xmlns:w10="urn:schemas-microsoft-com:office:word" xmlns:w14="http://schemas.microsoft.com/office/word/2010/wordml" xmlns:w="http://schemas.openxmlformats.org/wordprocessingml/2006/main" xmlns:wne="http://schemas.microsoft.com/office/word/2006/wordml" xmlns:wp14="http://schemas.microsoft.com/office/word/2010/wordprocessingDrawing" xmlns:wp="http://schemas.openxmlformats.org/drawingml/2006/wordprocessingDrawing" xmlns:wpc="http://schemas.microsoft.com/office/word/2010/wordprocessingCanvas" xmlns:wpg="http://schemas.microsoft.com/office/word/2010/wordprocessingGroup" xmlns:wpi="http://schemas.microsoft.com/office/word/2010/wordprocessingInk" xmlns:wps="http://schemas.microsoft.com/office/word/2010/wordprocessingShape" mc:Ignorable="w14 wp14">
-  <w:p>
-    <w:pPr>
-      <w:pStyle w:val="Header"/>
-      <w:jc w:val="right"/>
-    </w:pPr>
-    <w:r>
-      <w:rPr>
-        <w:rFonts w:ascii="Calibri" w:hAnsi="Calibri"/>
-        <w:color w:val="718096"/>
-        <w:sz w:val="17"/>
-      </w:rPr>
-      <w:t>Internship Narrative Report: Jhon Paulo Gascon</w:t>
-    </w:r>
-  </w:p>
-</w:hdr>
 </file>
 
 <file path=word/numbering.xml><?xml version="1.0" encoding="utf-8"?>
